--- a/Contribution Statement/Contribution Statement.docx
+++ b/Contribution Statement/Contribution Statement.docx
@@ -56,31 +56,13 @@
     </w:p>
     <w:p>
       <w:r>
-        <w:t xml:space="preserve">Worked on ERD design and </w:t>
-      </w:r>
-      <w:r>
-        <w:t>database/s</w:t>
-      </w:r>
-      <w:r>
-        <w:t xml:space="preserve">chema design, also contributed </w:t>
-      </w:r>
-      <w:r>
-        <w:t>to</w:t>
-      </w:r>
-      <w:r>
-        <w:t xml:space="preserve"> the</w:t>
+        <w:t>Worked on ERD design and database/schema design, also contributed to the</w:t>
       </w:r>
       <w:r>
         <w:t xml:space="preserve"> creation and</w:t>
       </w:r>
       <w:r>
-        <w:t xml:space="preserve"> Java</w:t>
-      </w:r>
-      <w:r>
-        <w:t>/SQL</w:t>
-      </w:r>
-      <w:r>
-        <w:t xml:space="preserve"> coding </w:t>
+        <w:t xml:space="preserve"> Java/SQL coding </w:t>
       </w:r>
       <w:r>
         <w:t>via the</w:t>
@@ -121,6 +103,18 @@
     <w:p>
       <w:r>
         <w:t>Worked on</w:t>
+      </w:r>
+      <w:r>
+        <w:t xml:space="preserve"> </w:t>
+      </w:r>
+      <w:r>
+        <w:t xml:space="preserve">all the HTML files for the frontend of the project that would help connect </w:t>
+      </w:r>
+      <w:r>
+        <w:t>the Java/SQL coding aspects. Also, I contributed to the presentation slides</w:t>
+      </w:r>
+      <w:r>
+        <w:t xml:space="preserve"> by adding additional information regarding the functions of our web application.</w:t>
       </w:r>
     </w:p>
     <w:p/>

--- a/Contribution Statement/Contribution Statement.docx
+++ b/Contribution Statement/Contribution Statement.docx
@@ -36,6 +36,18 @@
     <w:p>
       <w:r>
         <w:t>Worked on</w:t>
+      </w:r>
+      <w:r>
+        <w:t xml:space="preserve"> Java coding and SQL statements in the Java action servlet </w:t>
+      </w:r>
+      <w:r>
+        <w:t>files</w:t>
+      </w:r>
+      <w:r>
+        <w:t xml:space="preserve"> and updated some of the html files,</w:t>
+      </w:r>
+      <w:r>
+        <w:t xml:space="preserve"> some application testing, and created the GitHub repo for all of our work. </w:t>
       </w:r>
     </w:p>
     <w:p/>
